--- a/fixtures/example-engineering/example-engineering-resume-letter.docx
+++ b/fixtures/example-engineering/example-engineering-resume-letter.docx
@@ -78,7 +78,7 @@
         <w:rPr>
           <w:rtl w:val="0"/>
         </w:rPr>
-        <w:t xml:space="preserve">Mechanical engineer with five years of experience designing pumps and enclosures for industrial customers, from first CAD model through production. Licensed Engineer in Training.</w:t>
+        <w:t xml:space="preserve">Mechanical engineer with six years of experience designing pumps and enclosures for industrial customers, from first CAD model through production. Ohio Engineer Intern (EI) certificate.</w:t>
       </w:r>
     </w:p>
     <w:p>
@@ -112,7 +112,7 @@
           <w:bCs w:val="1"/>
           <w:rtl w:val="0"/>
         </w:rPr>
-        <w:t xml:space="preserve">Ridgeline Fluid Systems</w:t>
+        <w:t xml:space="preserve">Harrowfield Pump Company</w:t>
       </w:r>
       <w:r>
         <w:rPr>
@@ -235,7 +235,7 @@
           <w:bCs w:val="1"/>
           <w:rtl w:val="0"/>
         </w:rPr>
-        <w:t xml:space="preserve">Cardinal Equipment Works</w:t>
+        <w:t xml:space="preserve">Ironbriar Equipment Works</w:t>
       </w:r>
       <w:r>
         <w:rPr>
@@ -340,7 +340,7 @@
           <w:bCs w:val="1"/>
           <w:rtl w:val="0"/>
         </w:rPr>
-        <w:t xml:space="preserve">Miami Valley Tooling</w:t>
+        <w:t xml:space="preserve">Brassfork Tooling</w:t>
       </w:r>
       <w:r>
         <w:rPr>
@@ -424,7 +424,7 @@
           <w:bCs w:val="1"/>
           <w:rtl w:val="0"/>
         </w:rPr>
-        <w:t xml:space="preserve">Buckeye Valley University</w:t>
+        <w:t xml:space="preserve">Larchgrove University</w:t>
       </w:r>
       <w:r>
         <w:rPr>
@@ -575,13 +575,13 @@
           <w:bCs w:val="1"/>
           <w:rtl w:val="0"/>
         </w:rPr>
-        <w:t xml:space="preserve">Licenses: </w:t>
-      </w:r>
-      <w:r>
-        <w:rPr>
-          <w:rtl w:val="0"/>
-        </w:rPr>
-        <w:t xml:space="preserve">Engineer in Training (EIT), Ohio</w:t>
+        <w:t xml:space="preserve">Certification: </w:t>
+      </w:r>
+      <w:r>
+        <w:rPr>
+          <w:rtl w:val="0"/>
+        </w:rPr>
+        <w:t xml:space="preserve">Engineer Intern (EI), Ohio; PE exam planned</w:t>
       </w:r>
     </w:p>
     <w:sectPr>

--- a/fixtures/example-engineering/example-engineering-resume-letter.docx
+++ b/fixtures/example-engineering/example-engineering-resume-letter.docx
@@ -31,7 +31,7 @@
           <w:rPr>
             <w:rtl w:val="0"/>
           </w:rPr>
-          <w:t xml:space="preserve">daniel.okafor@email.com</w:t>
+          <w:t xml:space="preserve">daniel.okafor@example.com</w:t>
         </w:r>
       </w:hyperlink>
       <w:r>
